--- a/downloads/teacher/04 Units/Unit 05 - Apparel and Textile Production and Design - Make It, Mend It, Wear It/Lesson 05.12 - Comparing the Same Item Across Stores Secondhand and Online.docx
+++ b/downloads/teacher/04 Units/Unit 05 - Apparel and Textile Production and Design - Make It, Mend It, Wear It/Lesson 05.12 - Comparing the Same Item Across Stores Secondhand and Online.docx
@@ -304,23 +304,41 @@
       <w:r>
         <w:t xml:space="preserve">By the end of this lesson, students will be able to:</w:t>
       </w:r>
-      <w:r>
-        <w:t xml:space="preserve"> </w:t>
-      </w:r>
-      <w:r>
-        <w:t xml:space="preserve">1. (Low) Given four vendor types (discount store, mall brand, secondhand shop, online marketplace), list one cost advantage and one risk of each.</w:t>
-      </w:r>
-      <w:r>
-        <w:t xml:space="preserve"> </w:t>
-      </w:r>
-      <w:r>
-        <w:t xml:space="preserve">2. (Mid) Given a garment in hand, apply four quality checks (seam strength, fabric weight, stitch density, and what the label reads) and record the result on a checklist.</w:t>
-      </w:r>
-      <w:r>
-        <w:t xml:space="preserve"> </w:t>
-      </w:r>
-      <w:r>
-        <w:t xml:space="preserve">3. (High) Given the four inspected garments and a stated buyer, recommend one and defend the choice in writing using price, quality, and at least one hidden cost, within the buyer’s money, time, and size limits.</w:t>
+    </w:p>
+    <w:p>
+      <w:pPr>
+        <w:numPr>
+          <w:ilvl w:val="0"/>
+          <w:numId w:val="1002"/>
+        </w:numPr>
+        <w:pStyle w:val="Compact"/>
+      </w:pPr>
+      <w:r>
+        <w:t xml:space="preserve">(Low) Given four vendor types (discount store, mall brand, secondhand shop, online marketplace), list one cost advantage and one risk of each.</w:t>
+      </w:r>
+    </w:p>
+    <w:p>
+      <w:pPr>
+        <w:numPr>
+          <w:ilvl w:val="0"/>
+          <w:numId w:val="1002"/>
+        </w:numPr>
+        <w:pStyle w:val="Compact"/>
+      </w:pPr>
+      <w:r>
+        <w:t xml:space="preserve">(Mid) Given a garment in hand, apply four quality checks (seam strength, fabric weight, stitch density, and what the label reads) and record the result on a checklist.</w:t>
+      </w:r>
+    </w:p>
+    <w:p>
+      <w:pPr>
+        <w:numPr>
+          <w:ilvl w:val="0"/>
+          <w:numId w:val="1002"/>
+        </w:numPr>
+        <w:pStyle w:val="Compact"/>
+      </w:pPr>
+      <w:r>
+        <w:t xml:space="preserve">(High) Given the four inspected garments and a stated buyer, recommend one and defend the choice in writing using price, quality, and at least one hidden cost, within the buyer’s money, time, and size limits.</w:t>
       </w:r>
     </w:p>
     <w:p>
@@ -376,7 +394,7 @@
       <w:pPr>
         <w:numPr>
           <w:ilvl w:val="0"/>
-          <w:numId w:val="1002"/>
+          <w:numId w:val="1003"/>
         </w:numPr>
         <w:pStyle w:val="Compact"/>
       </w:pPr>
@@ -397,7 +415,7 @@
       <w:pPr>
         <w:numPr>
           <w:ilvl w:val="0"/>
-          <w:numId w:val="1002"/>
+          <w:numId w:val="1003"/>
         </w:numPr>
         <w:pStyle w:val="Compact"/>
       </w:pPr>
@@ -409,7 +427,7 @@
       <w:pPr>
         <w:numPr>
           <w:ilvl w:val="0"/>
-          <w:numId w:val="1002"/>
+          <w:numId w:val="1003"/>
         </w:numPr>
         <w:pStyle w:val="Compact"/>
       </w:pPr>
@@ -427,7 +445,7 @@
       <w:pPr>
         <w:numPr>
           <w:ilvl w:val="0"/>
-          <w:numId w:val="1002"/>
+          <w:numId w:val="1003"/>
         </w:numPr>
         <w:pStyle w:val="Compact"/>
       </w:pPr>
@@ -439,7 +457,7 @@
       <w:pPr>
         <w:numPr>
           <w:ilvl w:val="0"/>
-          <w:numId w:val="1002"/>
+          <w:numId w:val="1003"/>
         </w:numPr>
         <w:pStyle w:val="Compact"/>
       </w:pPr>
@@ -460,7 +478,7 @@
       <w:pPr>
         <w:numPr>
           <w:ilvl w:val="0"/>
-          <w:numId w:val="1002"/>
+          <w:numId w:val="1003"/>
         </w:numPr>
         <w:pStyle w:val="Compact"/>
       </w:pPr>
@@ -472,7 +490,7 @@
       <w:pPr>
         <w:numPr>
           <w:ilvl w:val="0"/>
-          <w:numId w:val="1002"/>
+          <w:numId w:val="1003"/>
         </w:numPr>
         <w:pStyle w:val="Compact"/>
       </w:pPr>
@@ -948,61 +966,109 @@
       <w:r>
         <w:t xml:space="preserve">Monitor understanding:</w:t>
       </w:r>
-      <w:r>
-        <w:t xml:space="preserve"> </w:t>
-      </w:r>
-      <w:r>
-        <w:t xml:space="preserve">- What is the stitch count on that seam? Show me where you counted.</w:t>
-      </w:r>
-      <w:r>
-        <w:t xml:space="preserve"> </w:t>
-      </w:r>
-      <w:r>
-        <w:t xml:space="preserve">- Which of these two labels tells you more, and what does it tell you?</w:t>
-      </w:r>
-      <w:r>
-        <w:t xml:space="preserve"> </w:t>
-      </w:r>
-      <w:r>
-        <w:t xml:space="preserve">- Your buyer has $50 [update]. What does the item actually cost her by the time it is in her hands?</w:t>
-      </w:r>
-      <w:r>
-        <w:t xml:space="preserve"> </w:t>
-      </w:r>
-      <w:r>
-        <w:t xml:space="preserve">- Which of the eight items cannot work for your buyer at all? Say the reason out loud.</w:t>
-      </w:r>
-    </w:p>
-    <w:p>
-      <w:pPr>
-        <w:pStyle w:val="BodyText"/>
+    </w:p>
+    <w:p>
+      <w:pPr>
+        <w:numPr>
+          <w:ilvl w:val="0"/>
+          <w:numId w:val="1004"/>
+        </w:numPr>
+        <w:pStyle w:val="Compact"/>
+      </w:pPr>
+      <w:r>
+        <w:t xml:space="preserve">What is the stitch count on that seam? Show me where you counted.</w:t>
+      </w:r>
+    </w:p>
+    <w:p>
+      <w:pPr>
+        <w:numPr>
+          <w:ilvl w:val="0"/>
+          <w:numId w:val="1004"/>
+        </w:numPr>
+        <w:pStyle w:val="Compact"/>
+      </w:pPr>
+      <w:r>
+        <w:t xml:space="preserve">Which of these two labels tells you more, and what does it tell you?</w:t>
+      </w:r>
+    </w:p>
+    <w:p>
+      <w:pPr>
+        <w:numPr>
+          <w:ilvl w:val="0"/>
+          <w:numId w:val="1004"/>
+        </w:numPr>
+        <w:pStyle w:val="Compact"/>
+      </w:pPr>
+      <w:r>
+        <w:t xml:space="preserve">Your buyer has $50 [update]. What does the item actually cost her by the time it is in her hands?</w:t>
+      </w:r>
+    </w:p>
+    <w:p>
+      <w:pPr>
+        <w:numPr>
+          <w:ilvl w:val="0"/>
+          <w:numId w:val="1004"/>
+        </w:numPr>
+        <w:pStyle w:val="Compact"/>
+      </w:pPr>
+      <w:r>
+        <w:t xml:space="preserve">Which of the eight items cannot work for your buyer at all? Say the reason out loud.</w:t>
+      </w:r>
+    </w:p>
+    <w:p>
+      <w:pPr>
+        <w:pStyle w:val="FirstParagraph"/>
       </w:pPr>
       <w:r>
         <w:t xml:space="preserve">Deepen learning (why and how, tied to their lives):</w:t>
       </w:r>
-      <w:r>
-        <w:t xml:space="preserve"> </w:t>
-      </w:r>
-      <w:r>
-        <w:t xml:space="preserve">- The secondhand sweatshirt has the heaviest fabric and the most stitches per inch and the lowest price. Why is it not the obvious answer for every buyer?</w:t>
-      </w:r>
-      <w:r>
-        <w:t xml:space="preserve"> </w:t>
-      </w:r>
-      <w:r>
-        <w:t xml:space="preserve">- A mall brand charges three times the discount store for a sweatshirt that is only a little heavier. What are you paying for besides the fabric?</w:t>
-      </w:r>
-      <w:r>
-        <w:t xml:space="preserve"> </w:t>
-      </w:r>
-      <w:r>
-        <w:t xml:space="preserve">- When is the online price the real price, and when is it a number on a screen?</w:t>
-      </w:r>
-      <w:r>
-        <w:t xml:space="preserve"> </w:t>
-      </w:r>
-      <w:r>
-        <w:t xml:space="preserve">- Your family buys for three kids. Does the best choice change when you are buying three at once instead of one? Which way?</w:t>
+    </w:p>
+    <w:p>
+      <w:pPr>
+        <w:numPr>
+          <w:ilvl w:val="0"/>
+          <w:numId w:val="1005"/>
+        </w:numPr>
+        <w:pStyle w:val="Compact"/>
+      </w:pPr>
+      <w:r>
+        <w:t xml:space="preserve">The secondhand sweatshirt has the heaviest fabric and the most stitches per inch and the lowest price. Why is it not the obvious answer for every buyer?</w:t>
+      </w:r>
+    </w:p>
+    <w:p>
+      <w:pPr>
+        <w:numPr>
+          <w:ilvl w:val="0"/>
+          <w:numId w:val="1005"/>
+        </w:numPr>
+        <w:pStyle w:val="Compact"/>
+      </w:pPr>
+      <w:r>
+        <w:t xml:space="preserve">A mall brand charges three times the discount store for a sweatshirt that is only a little heavier. What are you paying for besides the fabric?</w:t>
+      </w:r>
+    </w:p>
+    <w:p>
+      <w:pPr>
+        <w:numPr>
+          <w:ilvl w:val="0"/>
+          <w:numId w:val="1005"/>
+        </w:numPr>
+        <w:pStyle w:val="Compact"/>
+      </w:pPr>
+      <w:r>
+        <w:t xml:space="preserve">When is the online price the real price, and when is it a number on a screen?</w:t>
+      </w:r>
+    </w:p>
+    <w:p>
+      <w:pPr>
+        <w:numPr>
+          <w:ilvl w:val="0"/>
+          <w:numId w:val="1005"/>
+        </w:numPr>
+        <w:pStyle w:val="Compact"/>
+      </w:pPr>
+      <w:r>
+        <w:t xml:space="preserve">Your family buys for three kids. Does the best choice change when you are buying three at once instead of one? Which way?</w:t>
       </w:r>
     </w:p>
     <w:p>
@@ -1154,7 +1220,7 @@
       <w:pPr>
         <w:numPr>
           <w:ilvl w:val="0"/>
-          <w:numId w:val="1003"/>
+          <w:numId w:val="1006"/>
         </w:numPr>
         <w:pStyle w:val="Compact"/>
       </w:pPr>
@@ -1201,7 +1267,7 @@
       <w:pPr>
         <w:numPr>
           <w:ilvl w:val="0"/>
-          <w:numId w:val="1003"/>
+          <w:numId w:val="1006"/>
         </w:numPr>
         <w:pStyle w:val="Compact"/>
       </w:pPr>
@@ -1213,7 +1279,7 @@
       <w:pPr>
         <w:numPr>
           <w:ilvl w:val="0"/>
-          <w:numId w:val="1003"/>
+          <w:numId w:val="1006"/>
         </w:numPr>
         <w:pStyle w:val="Compact"/>
       </w:pPr>
@@ -1225,7 +1291,7 @@
       <w:pPr>
         <w:numPr>
           <w:ilvl w:val="0"/>
-          <w:numId w:val="1003"/>
+          <w:numId w:val="1006"/>
         </w:numPr>
         <w:pStyle w:val="Compact"/>
       </w:pPr>
@@ -1249,7 +1315,7 @@
       <w:pPr>
         <w:numPr>
           <w:ilvl w:val="0"/>
-          <w:numId w:val="1003"/>
+          <w:numId w:val="1006"/>
         </w:numPr>
         <w:pStyle w:val="Compact"/>
       </w:pPr>
@@ -1261,7 +1327,7 @@
       <w:pPr>
         <w:numPr>
           <w:ilvl w:val="0"/>
-          <w:numId w:val="1003"/>
+          <w:numId w:val="1006"/>
         </w:numPr>
         <w:pStyle w:val="Compact"/>
       </w:pPr>
@@ -1594,7 +1660,7 @@
       <w:pPr>
         <w:numPr>
           <w:ilvl w:val="0"/>
-          <w:numId w:val="1004"/>
+          <w:numId w:val="1007"/>
         </w:numPr>
         <w:pStyle w:val="Compact"/>
       </w:pPr>
@@ -1618,7 +1684,7 @@
       <w:pPr>
         <w:numPr>
           <w:ilvl w:val="0"/>
-          <w:numId w:val="1004"/>
+          <w:numId w:val="1007"/>
         </w:numPr>
         <w:pStyle w:val="Compact"/>
       </w:pPr>
@@ -1630,7 +1696,7 @@
       <w:pPr>
         <w:numPr>
           <w:ilvl w:val="0"/>
-          <w:numId w:val="1004"/>
+          <w:numId w:val="1007"/>
         </w:numPr>
         <w:pStyle w:val="Compact"/>
       </w:pPr>
@@ -1663,7 +1729,7 @@
       <w:pPr>
         <w:numPr>
           <w:ilvl w:val="0"/>
-          <w:numId w:val="1004"/>
+          <w:numId w:val="1007"/>
         </w:numPr>
         <w:pStyle w:val="Compact"/>
       </w:pPr>
@@ -1687,7 +1753,7 @@
       <w:pPr>
         <w:numPr>
           <w:ilvl w:val="0"/>
-          <w:numId w:val="1004"/>
+          <w:numId w:val="1007"/>
         </w:numPr>
         <w:pStyle w:val="Compact"/>
       </w:pPr>
@@ -1705,7 +1771,7 @@
       <w:pPr>
         <w:numPr>
           <w:ilvl w:val="0"/>
-          <w:numId w:val="1004"/>
+          <w:numId w:val="1007"/>
         </w:numPr>
         <w:pStyle w:val="Compact"/>
       </w:pPr>
@@ -1742,7 +1808,7 @@
       <w:pPr>
         <w:numPr>
           <w:ilvl w:val="0"/>
-          <w:numId w:val="1005"/>
+          <w:numId w:val="1008"/>
         </w:numPr>
         <w:pStyle w:val="Compact"/>
       </w:pPr>
@@ -1769,7 +1835,7 @@
       <w:pPr>
         <w:numPr>
           <w:ilvl w:val="0"/>
-          <w:numId w:val="1005"/>
+          <w:numId w:val="1008"/>
         </w:numPr>
         <w:pStyle w:val="Compact"/>
       </w:pPr>
@@ -1781,7 +1847,7 @@
       <w:pPr>
         <w:numPr>
           <w:ilvl w:val="0"/>
-          <w:numId w:val="1005"/>
+          <w:numId w:val="1008"/>
         </w:numPr>
         <w:pStyle w:val="Compact"/>
       </w:pPr>
@@ -1793,7 +1859,7 @@
       <w:pPr>
         <w:numPr>
           <w:ilvl w:val="0"/>
-          <w:numId w:val="1005"/>
+          <w:numId w:val="1008"/>
         </w:numPr>
         <w:pStyle w:val="Compact"/>
       </w:pPr>
@@ -1805,7 +1871,7 @@
       <w:pPr>
         <w:numPr>
           <w:ilvl w:val="0"/>
-          <w:numId w:val="1005"/>
+          <w:numId w:val="1008"/>
         </w:numPr>
         <w:pStyle w:val="Compact"/>
       </w:pPr>
@@ -1820,7 +1886,7 @@
       <w:pPr>
         <w:numPr>
           <w:ilvl w:val="0"/>
-          <w:numId w:val="1005"/>
+          <w:numId w:val="1008"/>
         </w:numPr>
         <w:pStyle w:val="Compact"/>
       </w:pPr>
@@ -2113,6 +2179,118 @@
       </w:pPr>
     </w:lvl>
   </w:abstractNum>
+  <w:abstractNum w:abstractNumId="99411">
+    <w:nsid w:val="71315dca"/>
+    <w:multiLevelType w:val="multilevel"/>
+    <w:lvl w:ilvl="0">
+      <w:start w:val="1"/>
+      <w:numFmt w:val="decimal"/>
+      <w:lvlText w:val="%1."/>
+      <w:lvlJc w:val="left"/>
+      <w:pPr>
+        <w:tabs>
+          <w:tab w:val="num" w:pos="0"/>
+        </w:tabs>
+        <w:ind w:left="480" w:hanging="480"/>
+      </w:pPr>
+    </w:lvl>
+    <w:lvl w:ilvl="1">
+      <w:start w:val="1"/>
+      <w:numFmt w:val="decimal"/>
+      <w:lvlText w:val="%2."/>
+      <w:lvlJc w:val="left"/>
+      <w:pPr>
+        <w:tabs>
+          <w:tab w:val="num" w:pos="720"/>
+        </w:tabs>
+        <w:ind w:left="1200" w:hanging="480"/>
+      </w:pPr>
+    </w:lvl>
+    <w:lvl w:ilvl="2">
+      <w:start w:val="1"/>
+      <w:numFmt w:val="decimal"/>
+      <w:lvlText w:val="%3."/>
+      <w:lvlJc w:val="left"/>
+      <w:pPr>
+        <w:tabs>
+          <w:tab w:val="num" w:pos="1440"/>
+        </w:tabs>
+        <w:ind w:left="1920" w:hanging="480"/>
+      </w:pPr>
+    </w:lvl>
+    <w:lvl w:ilvl="3">
+      <w:start w:val="1"/>
+      <w:numFmt w:val="decimal"/>
+      <w:lvlText w:val="%4."/>
+      <w:lvlJc w:val="left"/>
+      <w:pPr>
+        <w:tabs>
+          <w:tab w:val="num" w:pos="2160"/>
+        </w:tabs>
+        <w:ind w:left="2640" w:hanging="480"/>
+      </w:pPr>
+    </w:lvl>
+    <w:lvl w:ilvl="4">
+      <w:start w:val="1"/>
+      <w:numFmt w:val="decimal"/>
+      <w:lvlText w:val="%5."/>
+      <w:lvlJc w:val="left"/>
+      <w:pPr>
+        <w:tabs>
+          <w:tab w:val="num" w:pos="2880"/>
+        </w:tabs>
+        <w:ind w:left="3360" w:hanging="480"/>
+      </w:pPr>
+    </w:lvl>
+    <w:lvl w:ilvl="5">
+      <w:start w:val="1"/>
+      <w:numFmt w:val="decimal"/>
+      <w:lvlText w:val="%6."/>
+      <w:lvlJc w:val="left"/>
+      <w:pPr>
+        <w:tabs>
+          <w:tab w:val="num" w:pos="3600"/>
+        </w:tabs>
+        <w:ind w:left="4080" w:hanging="480"/>
+      </w:pPr>
+    </w:lvl>
+    <w:lvl w:ilvl="6">
+      <w:start w:val="1"/>
+      <w:numFmt w:val="decimal"/>
+      <w:lvlText w:val="%7."/>
+      <w:lvlJc w:val="left"/>
+      <w:pPr>
+        <w:tabs>
+          <w:tab w:val="num" w:pos="4320"/>
+        </w:tabs>
+        <w:ind w:left="4800" w:hanging="480"/>
+      </w:pPr>
+    </w:lvl>
+    <w:lvl w:ilvl="7">
+      <w:start w:val="1"/>
+      <w:numFmt w:val="decimal"/>
+      <w:lvlText w:val="%8."/>
+      <w:lvlJc w:val="left"/>
+      <w:pPr>
+        <w:tabs>
+          <w:tab w:val="num" w:pos="5040"/>
+        </w:tabs>
+        <w:ind w:left="5520" w:hanging="480"/>
+      </w:pPr>
+    </w:lvl>
+    <w:lvl w:ilvl="8">
+      <w:start w:val="1"/>
+      <w:numFmt w:val="decimal"/>
+      <w:lvlText w:val="%9."/>
+      <w:lvlJc w:val="left"/>
+      <w:pPr>
+        <w:tabs>
+          <w:tab w:val="num" w:pos="5760"/>
+        </w:tabs>
+        <w:ind w:left="6240" w:hanging="480"/>
+      </w:pPr>
+    </w:lvl>
+  </w:abstractNum>
   <w:num w:numId="1000">
     <w:abstractNumId w:val="990"/>
   </w:num>
@@ -2120,7 +2298,34 @@
     <w:abstractNumId w:val="991"/>
   </w:num>
   <w:num w:numId="1002">
-    <w:abstractNumId w:val="991"/>
+    <w:abstractNumId w:val="99411"/>
+    <w:lvlOverride w:ilvl="0">
+      <w:startOverride w:val="1"/>
+    </w:lvlOverride>
+    <w:lvlOverride w:ilvl="1">
+      <w:startOverride w:val="1"/>
+    </w:lvlOverride>
+    <w:lvlOverride w:ilvl="2">
+      <w:startOverride w:val="1"/>
+    </w:lvlOverride>
+    <w:lvlOverride w:ilvl="3">
+      <w:startOverride w:val="1"/>
+    </w:lvlOverride>
+    <w:lvlOverride w:ilvl="4">
+      <w:startOverride w:val="1"/>
+    </w:lvlOverride>
+    <w:lvlOverride w:ilvl="5">
+      <w:startOverride w:val="1"/>
+    </w:lvlOverride>
+    <w:lvlOverride w:ilvl="6">
+      <w:startOverride w:val="1"/>
+    </w:lvlOverride>
+    <w:lvlOverride w:ilvl="7">
+      <w:startOverride w:val="1"/>
+    </w:lvlOverride>
+    <w:lvlOverride w:ilvl="8">
+      <w:startOverride w:val="1"/>
+    </w:lvlOverride>
   </w:num>
   <w:num w:numId="1003">
     <w:abstractNumId w:val="991"/>
@@ -2129,6 +2334,15 @@
     <w:abstractNumId w:val="991"/>
   </w:num>
   <w:num w:numId="1005">
+    <w:abstractNumId w:val="991"/>
+  </w:num>
+  <w:num w:numId="1006">
+    <w:abstractNumId w:val="991"/>
+  </w:num>
+  <w:num w:numId="1007">
+    <w:abstractNumId w:val="991"/>
+  </w:num>
+  <w:num w:numId="1008">
     <w:abstractNumId w:val="991"/>
   </w:num>
 </w:numbering>

--- a/downloads/teacher/04 Units/Unit 05 - Apparel and Textile Production and Design - Make It, Mend It, Wear It/Lesson 05.12 - Comparing the Same Item Across Stores Secondhand and Online.docx
+++ b/downloads/teacher/04 Units/Unit 05 - Apparel and Textile Production and Design - Make It, Mend It, Wear It/Lesson 05.12 - Comparing the Same Item Across Stores Secondhand and Online.docx
@@ -400,15 +400,6 @@
       </w:pPr>
       <w:r>
         <w:t xml:space="preserve">Four sample hooded sweatshirts, one per vendor type, labeled A through D with a hang tag showing only the price and the vendor type. One thin discount-store fleece, one mall brand, one heavy secondhand, one that came from an online order in its shipping bag with the packing slip.</w:t>
-      </w:r>
-      <w:r>
-        <w:t xml:space="preserve"> </w:t>
-      </w:r>
-      <w:r>
-        <w:rPr>
-          <w:rStyle w:val="TeacherNote"/>
-        </w:rPr>
-        <w:t xml:space="preserve">[Sal: your own closet, the school lost and found with permission, a thrift shop run, or four sweatshirts borrowed from staff. The online one matters most because of the packing slip.]</w:t>
       </w:r>
     </w:p>
     <w:p>
@@ -818,7 +809,7 @@
               <w:t xml:space="preserve">“</w:t>
             </w:r>
             <w:r>
-              <w:t xml:space="preserve">The listing says $9.99 [update]. What did it actually cost to get one that fits?</w:t>
+              <w:t xml:space="preserve">The listing says $9.99. What did it actually cost to get one that fits?</w:t>
             </w:r>
             <w:r>
               <w:t xml:space="preserve">”</w:t>
@@ -1000,7 +991,7 @@
         <w:pStyle w:val="Compact"/>
       </w:pPr>
       <w:r>
-        <w:t xml:space="preserve">Your buyer has $50 [update]. What does the item actually cost her by the time it is in her hands?</w:t>
+        <w:t xml:space="preserve">Your buyer has $50. What does the item actually cost her by the time it is in her hands?</w:t>
       </w:r>
     </w:p>
     <w:p>
@@ -1272,7 +1263,7 @@
         <w:pStyle w:val="Compact"/>
       </w:pPr>
       <w:r>
-        <w:t xml:space="preserve">IEP and 504 (general): work in a station of about seven so no one records alone; the eight-item sheet is also printed as four items for any student who needs a shorter field, with a note that the reduced set is still scored the same way; extended time to finish the inspection table in the first five minutes of Day 2; a calculator for every student on Day 2, not just one per pair; a student who does not speak in the defense may point to the line on the poster while a station partner reads it.</w:t>
+        <w:t xml:space="preserve">IEP and 504 (general): work in a station of about seven so no one records alone; the eight-item sheet is also printed as four items for any student who needs a shorter field, with a note that the reduced set is still scored the same way; extended time to finish the inspection table in the first five minutes of Lesson 5.13; a calculator for every student, not just one per pair; a student who does not speak in the defense may point to the line on the poster while a station partner reads it.</w:t>
       </w:r>
     </w:p>
     <w:p>
@@ -1636,15 +1627,6 @@
       <w:r>
         <w:t xml:space="preserve">”</w:t>
       </w:r>
-      <w:r>
-        <w:t xml:space="preserve"> </w:t>
-      </w:r>
-      <w:r>
-        <w:rPr>
-          <w:rStyle w:val="TeacherNote"/>
-        </w:rPr>
-        <w:t xml:space="preserve">[Sal: name the shop you would ask.]</w:t>
-      </w:r>
     </w:p>
     <w:p>
       <w:pPr>
@@ -1715,15 +1697,6 @@
       <w:r>
         <w:t xml:space="preserve">, section 2.</w:t>
       </w:r>
-      <w:r>
-        <w:t xml:space="preserve"> </w:t>
-      </w:r>
-      <w:r>
-        <w:rPr>
-          <w:rStyle w:val="TeacherNote"/>
-        </w:rPr>
-        <w:t xml:space="preserve">[Sal: confirm against the NYSED PDF.]</w:t>
-      </w:r>
     </w:p>
     <w:p>
       <w:pPr>
@@ -1791,7 +1764,7 @@
         <w:t xml:space="preserve"> </w:t>
       </w:r>
       <w:r>
-        <w:t xml:space="preserve">are realistic 2026 Long Island figures written for this lesson, every one marked [update].</w:t>
+        <w:t xml:space="preserve">are realistic 2026 Long Island figures written for this lesson, every one to be refreshed before teaching.</w:t>
       </w:r>
     </w:p>
     <w:p>
@@ -1813,22 +1786,7 @@
         <w:pStyle w:val="Compact"/>
       </w:pPr>
       <w:r>
-        <w:t xml:space="preserve">This lesson ran two days before the 2026-09-14 revision; the second day was the eight-item poster task and a spoken defense. The machine block in Topic 5.2 took that day (D19), which the unit had already named as the first day to cut. The written five-line defense keeps every standards line; the eight-item sheet stays in the handout as the grade 8 stretch, and a 45-minute period or a double gets the spoken defense back. The archived two-day version is in</w:t>
-      </w:r>
-      <w:r>
-        <w:t xml:space="preserve"> </w:t>
-      </w:r>
-      <w:r>
-        <w:rPr>
-          <w:rStyle w:val="VerbatimChar"/>
-        </w:rPr>
-        <w:t xml:space="preserve">00 _admin/_archive/2026-09-14 Unit 5 pre-machine revision/</w:t>
-      </w:r>
-      <w:r>
-        <w:t xml:space="preserve"> </w:t>
-      </w:r>
-      <w:r>
-        <w:t xml:space="preserve">beside the other pre-revision files. Never cut Step 3; the hidden costs are the part students have never been taught.</w:t>
+        <w:t xml:space="preserve">This lesson ran two days before the 2026-09-14 revision; the second day was the eight-item poster task and a spoken defense. The machine block in Topic 5.2 took that day (D19), which the unit had already named as the first day to cut. The written five-line defense keeps every standards line; the eight-item sheet stays in the handout as the grade 8 stretch, and a 45-minute period or a double gets the spoken defense back. The archived two-day version is kept beside the other pre-revision files. Never cut Step 3; the hidden costs are the part students have never been taught.</w:t>
       </w:r>
     </w:p>
     <w:p>
@@ -1865,21 +1823,6 @@
       </w:pPr>
       <w:r>
         <w:t xml:space="preserve">The secondhand garment does the most teaching in this lesson. Pick one that is genuinely good: heavy cotton, tight stitching, one small flaw. The lesson lands when students realize the best-made sweatshirt on the table was also the cheapest and that the flaw is the reason.</w:t>
-      </w:r>
-    </w:p>
-    <w:p>
-      <w:pPr>
-        <w:numPr>
-          <w:ilvl w:val="0"/>
-          <w:numId w:val="1008"/>
-        </w:numPr>
-        <w:pStyle w:val="Compact"/>
-      </w:pPr>
-      <w:r>
-        <w:rPr>
-          <w:rStyle w:val="TeacherNote"/>
-        </w:rPr>
-        <w:t xml:space="preserve">[Sal: your students compared grocery unit prices in Unit 1 and ran a budget in Unit 2. Say that out loud on Day 1. This is the same skill applied to a hoodie, and naming that makes the transfer.]</w:t>
       </w:r>
     </w:p>
     <w:p>
